--- a/vi/files/assignments/Presentation_Guide_VN.docx
+++ b/vi/files/assignments/Presentation_Guide_VN.docx
@@ -1327,7 +1327,7 @@
     </w:p>
     <w:p>
       <w:r>
-        <w:t xml:space="preserve">Dùng mẫu slide của khóa học nếu có, hoặc bất kỳ mẫu đơn giản nào có nền sáng và chữ tối. Nộp slide cùng đề cương viết (xem </w:t>
+        <w:t xml:space="preserve">Dùng mẫu slide của khóa học nếu có, hoặc bất kỳ mẫu đơn giản nào có nền sáng và chữ tối. Viết slide bằng tiếng Anh (bằng tiếng Việt nếu bạn thấy không thể dùng tiếng Anh) và nộp cùng đề cương viết (xem </w:t>
       </w:r>
       <w:r>
         <w:rPr>

--- a/vi/files/assignments/Presentation_Guide_VN.docx
+++ b/vi/files/assignments/Presentation_Guide_VN.docx
@@ -106,7 +106,7 @@
         <w:t>Nội dung:</w:t>
       </w:r>
       <w:r>
-        <w:t xml:space="preserve"> đề cương nghiên cứu của bạn (sản phẩm cá nhân 1, câu hỏi của chính bạn). Bản thảo FLUID-ICU không được trình bày.</w:t>
+        <w:t xml:space="preserve"> đề cương nghiên cứu về câu hỏi của chính bạn. Sản phẩm thứ hai không được trình bày.</w:t>
       </w:r>
     </w:p>
     <w:p>
@@ -484,7 +484,7 @@
         <w:rPr>
           <w:b/>
         </w:rPr>
-        <w:t>Chọn người trình bày. Người tình nguyện báo cho trưởng khóa học trước thứ Tư của tuần có Buổi 8. Nếu có hơn 5 người tình nguyện, trưởng khóa học chọn 5 người thể hiện được nhiều loại thiết kế và nghề nghiệp khác nhau và báo cho những người còn lại. Nếu ít người tình nguyện, giảng viên có thể mời những học viên có đề cương hữu ích cho cả lớp.</w:t>
+        <w:t>Chọn người trình bày. Người tình nguyện gửi email cho trưởng khóa học (myluong1710@gmail.com) trước thứ Tư của tuần có Buổi 8. Nếu có hơn 5 người tình nguyện, trưởng khóa học chọn 5 người thể hiện được nhiều loại thiết kế và nghề nghiệp khác nhau và báo cho những người còn lại. Nếu ít người tình nguyện, giảng viên có thể mời những học viên có đề cương hữu ích cho cả lớp.</w:t>
       </w:r>
       <w:r/>
     </w:p>
@@ -1327,7 +1327,29 @@
     </w:p>
     <w:p>
       <w:r>
-        <w:t xml:space="preserve">Dùng mẫu slide của khóa học nếu có, hoặc bất kỳ mẫu đơn giản nào có nền sáng và chữ tối. Viết slide bằng tiếng Anh (bằng tiếng Việt nếu bạn thấy không thể dùng tiếng Anh) và nộp cùng đề cương viết (xem </w:t>
+        <w:t xml:space="preserve">Dùng bất kỳ mẫu đơn giản nào có nền sáng và chữ tối. Viết slide bằng tiếng Anh (bằng tiếng Việt nếu bạn thấy không thể dùng tiếng Anh). Đặt tên tệp là </w:t>
+      </w:r>
+      <w:r>
+        <w:rPr>
+          <w:rFonts w:ascii="Consolas" w:hAnsi="Consolas" w:cs="Consolas" w:eastAsia="Consolas"/>
+          <w:color w:val="0B376C"/>
+          <w:sz w:val="19"/>
+        </w:rPr>
+        <w:t>Ho_Ten_slides.pptx</w:t>
+      </w:r>
+      <w:r>
+        <w:t xml:space="preserve"> (hoặc </w:t>
+      </w:r>
+      <w:r>
+        <w:rPr>
+          <w:rFonts w:ascii="Consolas" w:hAnsi="Consolas" w:cs="Consolas" w:eastAsia="Consolas"/>
+          <w:color w:val="0B376C"/>
+          <w:sz w:val="19"/>
+        </w:rPr>
+        <w:t>.pdf</w:t>
+      </w:r>
+      <w:r>
+        <w:t xml:space="preserve">) và gửi email cùng đề cương viết đến myluong1710@gmail.com trước 19:30 ngày học Buổi 8 (xem </w:t>
       </w:r>
       <w:r>
         <w:rPr>
@@ -1529,18 +1551,7 @@
         <w:pStyle w:val="ListBullet"/>
       </w:pPr>
       <w:r>
-        <w:t xml:space="preserve">Gửi tệp cho trưởng khóa học trước Buổi 8 (xem </w:t>
-      </w:r>
-      <w:r>
-        <w:rPr>
-          <w:rFonts w:ascii="Consolas" w:hAnsi="Consolas" w:cs="Consolas" w:eastAsia="Consolas"/>
-          <w:color w:val="0B376C"/>
-          <w:sz w:val="19"/>
-        </w:rPr>
-        <w:t>Proposal_Brief_VN.pdf</w:t>
-      </w:r>
-      <w:r>
-        <w:t>). Trưởng khóa học giữ một bản và có thể chia sẻ giúp bạn nếu đường truyền của bạn gặp sự cố.</w:t>
+        <w:t>Trưởng khóa học giữ bản bạn đã gửi và có thể chia sẻ giúp bạn nếu đường truyền của bạn gặp sự cố.</w:t>
       </w:r>
     </w:p>
     <w:p>
@@ -1954,9 +1965,9 @@
         <w:tblLook w:firstColumn="1" w:firstRow="1" w:lastColumn="0" w:lastRow="0" w:noHBand="0" w:noVBand="1" w:val="04A0"/>
       </w:tblPr>
       <w:tblGrid>
-        <w:gridCol w:w="891"/>
-        <w:gridCol w:w="1095"/>
-        <w:gridCol w:w="7425"/>
+        <w:gridCol w:w="884"/>
+        <w:gridCol w:w="1066"/>
+        <w:gridCol w:w="7461"/>
       </w:tblGrid>
       <w:tr>
         <w:trPr>
@@ -1965,7 +1976,7 @@
         </w:trPr>
         <w:tc>
           <w:tcPr>
-            <w:tcW w:type="dxa" w:w="892"/>
+            <w:tcW w:type="dxa" w:w="884"/>
             <w:tcBorders>
               <w:top w:val="single" w:sz="4" w:color="04242F"/>
               <w:left w:val="single" w:sz="4" w:color="04242F"/>
@@ -1991,7 +2002,7 @@
         </w:tc>
         <w:tc>
           <w:tcPr>
-            <w:tcW w:type="dxa" w:w="1095"/>
+            <w:tcW w:type="dxa" w:w="1066"/>
             <w:tcBorders>
               <w:top w:val="single" w:sz="4" w:color="04242F"/>
               <w:left w:val="single" w:sz="4" w:color="04242F"/>
@@ -2017,7 +2028,7 @@
         </w:tc>
         <w:tc>
           <w:tcPr>
-            <w:tcW w:type="dxa" w:w="7424"/>
+            <w:tcW w:type="dxa" w:w="7461"/>
             <w:tcBorders>
               <w:top w:val="single" w:sz="4" w:color="04242F"/>
               <w:left w:val="single" w:sz="4" w:color="04242F"/>
@@ -2048,7 +2059,7 @@
         </w:trPr>
         <w:tc>
           <w:tcPr>
-            <w:tcW w:type="dxa" w:w="892"/>
+            <w:tcW w:type="dxa" w:w="884"/>
             <w:tcBorders>
               <w:top w:val="single" w:sz="4" w:color="D5DDE1"/>
               <w:left w:val="single" w:sz="4" w:color="D5DDE1"/>
@@ -2071,7 +2082,7 @@
         </w:tc>
         <w:tc>
           <w:tcPr>
-            <w:tcW w:type="dxa" w:w="1095"/>
+            <w:tcW w:type="dxa" w:w="1066"/>
             <w:tcBorders>
               <w:top w:val="single" w:sz="4" w:color="D5DDE1"/>
               <w:left w:val="single" w:sz="4" w:color="D5DDE1"/>
@@ -2089,19 +2100,19 @@
                 <w:b/>
                 <w:sz w:val="19"/>
               </w:rPr>
-              <w:t>Cả lớp</w:t>
+              <w:t>Hai học viên</w:t>
             </w:r>
             <w:r>
               <w:rPr>
                 <w:sz w:val="19"/>
               </w:rPr>
-              <w:t>, trong khung chat</w:t>
+              <w:t>, bật micro</w:t>
             </w:r>
           </w:p>
         </w:tc>
         <w:tc>
           <w:tcPr>
-            <w:tcW w:type="dxa" w:w="7424"/>
+            <w:tcW w:type="dxa" w:w="7461"/>
             <w:tcBorders>
               <w:top w:val="single" w:sz="4" w:color="D5DDE1"/>
               <w:left w:val="single" w:sz="4" w:color="D5DDE1"/>
@@ -2125,7 +2136,7 @@
               <w:rPr>
                 <w:sz w:val="19"/>
               </w:rPr>
-              <w:t xml:space="preserve"> học viên gõ hai điều cụ thể làm tốt và một gợi ý cụ thể. Giảng viên đọc to một hoặc hai ý.</w:t>
+              <w:t xml:space="preserve"> hai điều cụ thể làm tốt và một gợi ý cụ thể. Những người khác có thể gõ ý kiến trong khung chat.</w:t>
             </w:r>
           </w:p>
         </w:tc>
@@ -2136,7 +2147,7 @@
         </w:trPr>
         <w:tc>
           <w:tcPr>
-            <w:tcW w:type="dxa" w:w="892"/>
+            <w:tcW w:type="dxa" w:w="884"/>
             <w:tcBorders>
               <w:top w:val="single" w:sz="4" w:color="D5DDE1"/>
               <w:left w:val="single" w:sz="4" w:color="D5DDE1"/>
@@ -2160,7 +2171,7 @@
         </w:tc>
         <w:tc>
           <w:tcPr>
-            <w:tcW w:type="dxa" w:w="1095"/>
+            <w:tcW w:type="dxa" w:w="1066"/>
             <w:tcBorders>
               <w:top w:val="single" w:sz="4" w:color="D5DDE1"/>
               <w:left w:val="single" w:sz="4" w:color="D5DDE1"/>
@@ -2185,7 +2196,7 @@
         </w:tc>
         <w:tc>
           <w:tcPr>
-            <w:tcW w:type="dxa" w:w="7424"/>
+            <w:tcW w:type="dxa" w:w="7461"/>
             <w:tcBorders>
               <w:top w:val="single" w:sz="4" w:color="D5DDE1"/>
               <w:left w:val="single" w:sz="4" w:color="D5DDE1"/>
@@ -2227,7 +2238,7 @@
         </w:trPr>
         <w:tc>
           <w:tcPr>
-            <w:tcW w:type="dxa" w:w="892"/>
+            <w:tcW w:type="dxa" w:w="884"/>
             <w:tcBorders>
               <w:top w:val="single" w:sz="4" w:color="D5DDE1"/>
               <w:left w:val="single" w:sz="4" w:color="D5DDE1"/>
@@ -2249,7 +2260,7 @@
         </w:tc>
         <w:tc>
           <w:tcPr>
-            <w:tcW w:type="dxa" w:w="1095"/>
+            <w:tcW w:type="dxa" w:w="1066"/>
             <w:tcBorders>
               <w:top w:val="single" w:sz="4" w:color="D5DDE1"/>
               <w:left w:val="single" w:sz="4" w:color="D5DDE1"/>
@@ -2272,7 +2283,7 @@
         </w:tc>
         <w:tc>
           <w:tcPr>
-            <w:tcW w:type="dxa" w:w="7424"/>
+            <w:tcW w:type="dxa" w:w="7461"/>
             <w:tcBorders>
               <w:top w:val="single" w:sz="4" w:color="D5DDE1"/>
               <w:left w:val="single" w:sz="4" w:color="D5DDE1"/>
@@ -2337,34 +2348,12 @@
         <w:pStyle w:val="Heading1"/>
       </w:pPr>
       <w:r>
-        <w:t>5. Còn bản thảo thì sao?</w:t>
+        <w:t>5. Còn sản phẩm thứ hai thì sao?</w:t>
       </w:r>
     </w:p>
     <w:p>
       <w:r>
-        <w:t>Bản thảo FLUID-ICU không được trình bày ở Buổi 8. Mỗi học viên hoàn thành bản nháp của mình ở nhà, và nhận xét đến qua bình duyệt chéo cá nhân (</w:t>
-      </w:r>
-      <w:r>
-        <w:rPr>
-          <w:rFonts w:ascii="Consolas" w:hAnsi="Consolas" w:cs="Consolas" w:eastAsia="Consolas"/>
-          <w:color w:val="0B376C"/>
-          <w:sz w:val="19"/>
-        </w:rPr>
-        <w:t>Peer_Review_Instructions_VN.pdf</w:t>
-      </w:r>
-      <w:r>
-        <w:t>) và qua việc chấm điểm của giảng viên (</w:t>
-      </w:r>
-      <w:r>
-        <w:rPr>
-          <w:rFonts w:ascii="Consolas" w:hAnsi="Consolas" w:cs="Consolas" w:eastAsia="Consolas"/>
-          <w:color w:val="0B376C"/>
-          <w:sz w:val="19"/>
-        </w:rPr>
-        <w:t>Manuscript_Rubric_VN.pdf</w:t>
-      </w:r>
-      <w:r>
-        <w:t>).</w:t>
+        <w:t>Sản phẩm thứ hai không được trình bày ở Buổi 8. Sản phẩm này được mô tả trong hướng dẫn bản thảo, gửi ở Buổi 6.</w:t>
       </w:r>
     </w:p>
     <w:sectPr>

--- a/vi/files/assignments/Presentation_Guide_VN.docx
+++ b/vi/files/assignments/Presentation_Guide_VN.docx
@@ -484,7 +484,7 @@
         <w:rPr>
           <w:b/>
         </w:rPr>
-        <w:t>Chọn người trình bày. Người tình nguyện gửi email cho trưởng khóa học (myluong1710@gmail.com) trước thứ Tư của tuần có Buổi 8. Nếu có hơn 5 người tình nguyện, trưởng khóa học chọn 5 người thể hiện được nhiều loại thiết kế và nghề nghiệp khác nhau và báo cho những người còn lại. Nếu ít người tình nguyện, giảng viên có thể mời những học viên có đề cương hữu ích cho cả lớp.</w:t>
+        <w:t>Chọn người trình bày. Người tình nguyện gửi email cho giảng viên Vương Mỹ Lượng (myluong1710@gmail.com) trước thứ Tư 16/12. Nếu có hơn 5 người tình nguyện, giảng viên chọn 5 người thể hiện được nhiều loại thiết kế và nghề nghiệp khác nhau và báo cho những người còn lại. Nếu ít người tình nguyện, giảng viên có thể mời những học viên có đề cương hữu ích cho cả lớp.</w:t>
       </w:r>
       <w:r/>
     </w:p>
@@ -494,11 +494,6 @@
       </w:pPr>
       <w:r>
         <w:t>1. Sáu slide (mọi người)</w:t>
-      </w:r>
-    </w:p>
-    <w:p>
-      <w:r>
-        <w:t>Mỗi slide khoảng một phút. Slide 1 nhanh, nên còn thêm một chút thời gian cho slide 3 và 4.</w:t>
       </w:r>
     </w:p>
     <w:tbl>
@@ -1349,18 +1344,7 @@
         <w:t>.pdf</w:t>
       </w:r>
       <w:r>
-        <w:t xml:space="preserve">) và gửi email cùng đề cương viết đến myluong1710@gmail.com trước 19:30 ngày học Buổi 8 (xem </w:t>
-      </w:r>
-      <w:r>
-        <w:rPr>
-          <w:rFonts w:ascii="Consolas" w:hAnsi="Consolas" w:cs="Consolas" w:eastAsia="Consolas"/>
-          <w:color w:val="0B376C"/>
-          <w:sz w:val="19"/>
-        </w:rPr>
-        <w:t>Proposal_Brief_VN.pdf</w:t>
-      </w:r>
-      <w:r>
-        <w:t>).</w:t>
+        <w:t>) và gửi email cùng đề cương viết đến myluong1710@gmail.com trước 19:30 thứ Bảy 19/12/2026 (Buổi 8).</w:t>
       </w:r>
     </w:p>
     <w:p>
@@ -1407,7 +1391,7 @@
         <w:t>Tối đa khoảng 6 dòng ngắn</w:t>
       </w:r>
       <w:r>
-        <w:t xml:space="preserve"> mỗi slide, cỡ chữ ít nhất 24. Nhiều người xem trên máy tính xách tay hoặc điện thoại: nếu bạn phải đọc mới thấy, họ sẽ không đọc được.</w:t>
+        <w:t xml:space="preserve"> mỗi slide, cỡ chữ ít nhất 24.</w:t>
       </w:r>
     </w:p>
     <w:p>
@@ -1524,7 +1508,7 @@
         <w:pStyle w:val="ListBullet"/>
       </w:pPr>
       <w:r>
-        <w:t>Tránh thuật ngữ mà bạn không giải thích được cho một đồng nghiệp mới. Ngôn ngữ đơn giản là một điểm mạnh.</w:t>
+        <w:t>Tránh thuật ngữ mà bạn không giải thích được cho một đồng nghiệp mới.</w:t>
       </w:r>
     </w:p>
     <w:p>
@@ -1551,7 +1535,7 @@
         <w:pStyle w:val="ListBullet"/>
       </w:pPr>
       <w:r>
-        <w:t>Trưởng khóa học giữ bản bạn đã gửi và có thể chia sẻ giúp bạn nếu đường truyền của bạn gặp sự cố.</w:t>
+        <w:t>Giảng viên giữ bản bạn đã gửi và có thể chia sẻ giúp bạn nếu đường truyền của bạn gặp sự cố.</w:t>
       </w:r>
     </w:p>
     <w:p>
@@ -1935,7 +1919,7 @@
         <w:t>6:30</w:t>
       </w:r>
       <w:r>
-        <w:t>, chủ tọa dừng phần trình bày một cách lịch sự, kể cả khi đang giữa slide. Giữ đúng thời gian là một tiêu chí chấm điểm và bảo vệ thời gian nhận xét của mọi người trình bày, vì cả phần này không có phút dư nào.</w:t>
+        <w:t>, chủ tọa dừng phần trình bày một cách lịch sự, kể cả khi đang giữa slide. Giữ đúng thời gian là một tiêu chí chấm điểm.</w:t>
       </w:r>
     </w:p>
     <w:p>
@@ -1948,7 +1932,7 @@
     </w:p>
     <w:p>
       <w:r>
-        <w:t>Nhận xét ngắn, cụ thể và tử tế. Mọi người trình bày đều được nhận xét theo cùng một cách.</w:t>
+        <w:t>Nhận xét ngắn, cụ thể và tử tế.</w:t>
       </w:r>
     </w:p>
     <w:tbl>
@@ -1965,9 +1949,9 @@
         <w:tblLook w:firstColumn="1" w:firstRow="1" w:lastColumn="0" w:lastRow="0" w:noHBand="0" w:noVBand="1" w:val="04A0"/>
       </w:tblPr>
       <w:tblGrid>
-        <w:gridCol w:w="884"/>
-        <w:gridCol w:w="1066"/>
-        <w:gridCol w:w="7461"/>
+        <w:gridCol w:w="934"/>
+        <w:gridCol w:w="1126"/>
+        <w:gridCol w:w="7351"/>
       </w:tblGrid>
       <w:tr>
         <w:trPr>
@@ -1976,7 +1960,7 @@
         </w:trPr>
         <w:tc>
           <w:tcPr>
-            <w:tcW w:type="dxa" w:w="884"/>
+            <w:tcW w:type="dxa" w:w="934"/>
             <w:tcBorders>
               <w:top w:val="single" w:sz="4" w:color="04242F"/>
               <w:left w:val="single" w:sz="4" w:color="04242F"/>
@@ -2002,7 +1986,7 @@
         </w:tc>
         <w:tc>
           <w:tcPr>
-            <w:tcW w:type="dxa" w:w="1066"/>
+            <w:tcW w:type="dxa" w:w="1126"/>
             <w:tcBorders>
               <w:top w:val="single" w:sz="4" w:color="04242F"/>
               <w:left w:val="single" w:sz="4" w:color="04242F"/>
@@ -2028,7 +2012,7 @@
         </w:tc>
         <w:tc>
           <w:tcPr>
-            <w:tcW w:type="dxa" w:w="7461"/>
+            <w:tcW w:type="dxa" w:w="7351"/>
             <w:tcBorders>
               <w:top w:val="single" w:sz="4" w:color="04242F"/>
               <w:left w:val="single" w:sz="4" w:color="04242F"/>
@@ -2059,7 +2043,7 @@
         </w:trPr>
         <w:tc>
           <w:tcPr>
-            <w:tcW w:type="dxa" w:w="884"/>
+            <w:tcW w:type="dxa" w:w="934"/>
             <w:tcBorders>
               <w:top w:val="single" w:sz="4" w:color="D5DDE1"/>
               <w:left w:val="single" w:sz="4" w:color="D5DDE1"/>
@@ -2082,7 +2066,7 @@
         </w:tc>
         <w:tc>
           <w:tcPr>
-            <w:tcW w:type="dxa" w:w="1066"/>
+            <w:tcW w:type="dxa" w:w="1126"/>
             <w:tcBorders>
               <w:top w:val="single" w:sz="4" w:color="D5DDE1"/>
               <w:left w:val="single" w:sz="4" w:color="D5DDE1"/>
@@ -2112,7 +2096,7 @@
         </w:tc>
         <w:tc>
           <w:tcPr>
-            <w:tcW w:type="dxa" w:w="7461"/>
+            <w:tcW w:type="dxa" w:w="7351"/>
             <w:tcBorders>
               <w:top w:val="single" w:sz="4" w:color="D5DDE1"/>
               <w:left w:val="single" w:sz="4" w:color="D5DDE1"/>
@@ -2127,16 +2111,9 @@
             </w:pPr>
             <w:r>
               <w:rPr>
-                <w:b/>
                 <w:sz w:val="19"/>
               </w:rPr>
-              <w:t>Hai ngôi sao và một mong muốn:</w:t>
-            </w:r>
-            <w:r>
-              <w:rPr>
-                <w:sz w:val="19"/>
-              </w:rPr>
-              <w:t xml:space="preserve"> hai điều cụ thể làm tốt và một gợi ý cụ thể. Những người khác có thể gõ ý kiến trong khung chat.</w:t>
+              <w:t>Hai điều cụ thể làm tốt và một gợi ý cụ thể. Những người khác có thể gõ ý kiến trong khung chat.</w:t>
             </w:r>
           </w:p>
         </w:tc>
@@ -2147,7 +2124,7 @@
         </w:trPr>
         <w:tc>
           <w:tcPr>
-            <w:tcW w:type="dxa" w:w="884"/>
+            <w:tcW w:type="dxa" w:w="934"/>
             <w:tcBorders>
               <w:top w:val="single" w:sz="4" w:color="D5DDE1"/>
               <w:left w:val="single" w:sz="4" w:color="D5DDE1"/>
@@ -2171,7 +2148,7 @@
         </w:tc>
         <w:tc>
           <w:tcPr>
-            <w:tcW w:type="dxa" w:w="1066"/>
+            <w:tcW w:type="dxa" w:w="1126"/>
             <w:tcBorders>
               <w:top w:val="single" w:sz="4" w:color="D5DDE1"/>
               <w:left w:val="single" w:sz="4" w:color="D5DDE1"/>
@@ -2196,7 +2173,7 @@
         </w:tc>
         <w:tc>
           <w:tcPr>
-            <w:tcW w:type="dxa" w:w="7461"/>
+            <w:tcW w:type="dxa" w:w="7351"/>
             <w:tcBorders>
               <w:top w:val="single" w:sz="4" w:color="D5DDE1"/>
               <w:left w:val="single" w:sz="4" w:color="D5DDE1"/>
@@ -2238,7 +2215,7 @@
         </w:trPr>
         <w:tc>
           <w:tcPr>
-            <w:tcW w:type="dxa" w:w="884"/>
+            <w:tcW w:type="dxa" w:w="934"/>
             <w:tcBorders>
               <w:top w:val="single" w:sz="4" w:color="D5DDE1"/>
               <w:left w:val="single" w:sz="4" w:color="D5DDE1"/>
@@ -2260,7 +2237,7 @@
         </w:tc>
         <w:tc>
           <w:tcPr>
-            <w:tcW w:type="dxa" w:w="1066"/>
+            <w:tcW w:type="dxa" w:w="1126"/>
             <w:tcBorders>
               <w:top w:val="single" w:sz="4" w:color="D5DDE1"/>
               <w:left w:val="single" w:sz="4" w:color="D5DDE1"/>
@@ -2283,7 +2260,7 @@
         </w:tc>
         <w:tc>
           <w:tcPr>
-            <w:tcW w:type="dxa" w:w="7461"/>
+            <w:tcW w:type="dxa" w:w="7351"/>
             <w:tcBorders>
               <w:top w:val="single" w:sz="4" w:color="D5DDE1"/>
               <w:left w:val="single" w:sz="4" w:color="D5DDE1"/>
@@ -2329,7 +2306,7 @@
         <w:t>Proposal_Rubric_VN.pdf</w:t>
       </w:r>
       <w:r>
-        <w:t>. Giảng viên lưu khung chat sau phần trình bày và gửi cho mỗi người trình bày phiếu nhận xét và các ý kiến của cả lớp qua email sau buổi học, để họ dùng khi sửa đề cương viết.</w:t>
+        <w:t>. Giảng viên lưu khung chat sau phần trình bày và gửi cho mỗi người trình bày phiếu nhận xét và các ý kiến của cả lớp qua email sau buổi học.</w:t>
       </w:r>
     </w:p>
     <w:p>
